--- a/lab/Trade-Forecasting-Confluent-Bob-Lab.docx
+++ b/lab/Trade-Forecasting-Confluent-Bob-Lab.docx
@@ -2283,7 +2283,7 @@
         <w:t xml:space="preserve">skill</w:t>
       </w:r>
       <w:r>
-        <w:t xml:space="preserve"> — a file that teaches it Confluent + Flink patterns. A ready-made one lives in the companion workspace:</w:t>
+        <w:t xml:space="preserve"> — a file that teaches it this lab's Confluent + Flink patterns. One ships inside this lab's repo:</w:t>
       </w:r>
     </w:p>
     <w:p>
@@ -2298,7 +2298,7 @@
           <w:sz w:val="18"/>
           <w:szCs w:val="18"/>
         </w:rPr>
-        <w:t xml:space="preserve">git clone https://github.com/bleporini/fraud-confluent-terraform-bob.git</w:t>
+        <w:t xml:space="preserve">git clone https://github.com/EdySamaha/IBM-confluent-bob-lab.git</w:t>
       </w:r>
     </w:p>
     <w:p>
@@ -2311,13 +2311,13 @@
         <w:spacing w:after="60"/>
       </w:pPr>
       <w:r>
-        <w:t xml:space="preserve">Open that folder as your Bob workspace so Bob discovers the skill at </w:t>
-      </w:r>
-      <w:r>
-        <w:rPr>
-          <w:rFonts w:ascii="Consolas" w:cs="Consolas" w:eastAsia="Consolas" w:hAnsi="Consolas"/>
-        </w:rPr>
-        <w:t xml:space="preserve">.bob/skills/confluent-iac-terraform/SKILL.md</w:t>
+        <w:t xml:space="preserve">Open the cloned repo folder as your Bob workspace so Bob discovers the skill at </w:t>
+      </w:r>
+      <w:r>
+        <w:rPr>
+          <w:rFonts w:ascii="Consolas" w:cs="Consolas" w:eastAsia="Consolas" w:hAnsi="Consolas"/>
+        </w:rPr>
+        <w:t xml:space="preserve">.bob/skills/trade-forecasting-flink/SKILL.md</w:t>
       </w:r>
       <w:r>
         <w:t xml:space="preserve">, or</w:t>
